--- a/DocumentacionFLLSTAK3.docx
+++ b/DocumentacionFLLSTAK3.docx
@@ -57,6 +57,7 @@
       </w:pPr>
       <w:r>
         <w:rPr>
+          <w:noProof/>
           <w:lang w:val="en-US"/>
         </w:rPr>
         <w:drawing>
@@ -104,6 +105,7 @@
       </w:pPr>
       <w:r>
         <w:rPr>
+          <w:noProof/>
           <w:lang w:val="en-US"/>
         </w:rPr>
         <w:drawing>
@@ -151,6 +153,7 @@
       </w:pPr>
       <w:r>
         <w:rPr>
+          <w:noProof/>
           <w:lang w:val="en-US"/>
         </w:rPr>
         <w:lastRenderedPageBreak/>
@@ -199,6 +202,7 @@
       </w:pPr>
       <w:r>
         <w:rPr>
+          <w:noProof/>
           <w:lang w:val="en-US"/>
         </w:rPr>
         <w:drawing>
@@ -246,6 +250,7 @@
       </w:pPr>
       <w:r>
         <w:rPr>
+          <w:noProof/>
           <w:lang w:val="en-US"/>
         </w:rPr>
         <w:lastRenderedPageBreak/>
@@ -315,6 +320,7 @@
       </w:pPr>
       <w:r>
         <w:rPr>
+          <w:noProof/>
           <w:lang w:val="en-US"/>
         </w:rPr>
         <w:drawing>
@@ -362,6 +368,7 @@
       </w:pPr>
       <w:r>
         <w:rPr>
+          <w:noProof/>
           <w:lang w:val="en-US"/>
         </w:rPr>
         <w:lastRenderedPageBreak/>
@@ -410,6 +417,7 @@
       </w:pPr>
       <w:r>
         <w:rPr>
+          <w:noProof/>
           <w:lang w:val="en-US"/>
         </w:rPr>
         <w:drawing>
@@ -457,6 +465,7 @@
       </w:pPr>
       <w:r>
         <w:rPr>
+          <w:noProof/>
           <w:lang w:val="en-US"/>
         </w:rPr>
         <w:lastRenderedPageBreak/>
@@ -505,6 +514,7 @@
       </w:pPr>
       <w:r>
         <w:rPr>
+          <w:noProof/>
           <w:lang w:val="en-US"/>
         </w:rPr>
         <w:drawing>
@@ -552,6 +562,7 @@
       </w:pPr>
       <w:r>
         <w:rPr>
+          <w:noProof/>
           <w:lang w:val="en-US"/>
         </w:rPr>
         <w:lastRenderedPageBreak/>
@@ -600,6 +611,7 @@
       </w:pPr>
       <w:r>
         <w:rPr>
+          <w:noProof/>
           <w:lang w:val="en-US"/>
         </w:rPr>
         <w:drawing>
@@ -647,6 +659,7 @@
       </w:pPr>
       <w:r>
         <w:rPr>
+          <w:noProof/>
           <w:lang w:val="en-US"/>
         </w:rPr>
         <w:lastRenderedPageBreak/>
@@ -695,6 +708,7 @@
       </w:pPr>
       <w:r>
         <w:rPr>
+          <w:noProof/>
           <w:lang w:val="en-US"/>
         </w:rPr>
         <w:drawing>
@@ -742,6 +756,7 @@
       </w:pPr>
       <w:r>
         <w:rPr>
+          <w:noProof/>
           <w:lang w:val="en-US"/>
         </w:rPr>
         <w:lastRenderedPageBreak/>
@@ -790,6 +805,7 @@
       </w:pPr>
       <w:r>
         <w:rPr>
+          <w:noProof/>
           <w:lang w:val="en-US"/>
         </w:rPr>
         <w:drawing>
@@ -850,6 +866,7 @@
       </w:pPr>
       <w:r>
         <w:rPr>
+          <w:noProof/>
           <w:lang w:val="en-US"/>
         </w:rPr>
         <w:lastRenderedPageBreak/>
@@ -898,6 +915,7 @@
       </w:pPr>
       <w:r>
         <w:rPr>
+          <w:noProof/>
           <w:lang w:val="en-US"/>
         </w:rPr>
         <w:drawing>
@@ -978,6 +996,7 @@
       </w:pPr>
       <w:r>
         <w:rPr>
+          <w:noProof/>
           <w:lang w:val="en-US"/>
         </w:rPr>
         <w:lastRenderedPageBreak/>
@@ -1039,6 +1058,7 @@
       </w:pPr>
       <w:r>
         <w:rPr>
+          <w:noProof/>
           <w:lang w:val="en-US"/>
         </w:rPr>
         <w:drawing>
@@ -1099,6 +1119,7 @@
       </w:pPr>
       <w:r>
         <w:rPr>
+          <w:noProof/>
           <w:lang w:val="en-US"/>
         </w:rPr>
         <w:drawing>
@@ -1158,6 +1179,23 @@
       </w:r>
       <w:r>
         <w:t>.</w:t>
+      </w:r>
+    </w:p>
+    <w:p/>
+    <w:p>
+      <w:r>
+        <w:t xml:space="preserve">Video funcionamiento de la </w:t>
+      </w:r>
+      <w:proofErr w:type="spellStart"/>
+      <w:r>
+        <w:t>pagina</w:t>
+      </w:r>
+      <w:proofErr w:type="spellEnd"/>
+      <w:r>
+        <w:t xml:space="preserve">: </w:t>
+      </w:r>
+      <w:r>
+        <w:t>https://youtu.be/38zY0FhnBFI</w:t>
       </w:r>
     </w:p>
     <w:sectPr>

--- a/DocumentacionFLLSTAK3.docx
+++ b/DocumentacionFLLSTAK3.docx
@@ -1,6 +1,6 @@
 
 <file path=word/document.xml><?xml version="1.0" encoding="utf-8"?>
-<w:document xmlns:wpc="http://schemas.microsoft.com/office/word/2010/wordprocessingCanvas" xmlns:cx="http://schemas.microsoft.com/office/drawing/2014/chartex" xmlns:cx1="http://schemas.microsoft.com/office/drawing/2015/9/8/chartex" xmlns:cx2="http://schemas.microsoft.com/office/drawing/2015/10/21/chartex" xmlns:cx3="http://schemas.microsoft.com/office/drawing/2016/5/9/chartex" xmlns:cx4="http://schemas.microsoft.com/office/drawing/2016/5/10/chartex" xmlns:cx5="http://schemas.microsoft.com/office/drawing/2016/5/11/chartex" xmlns:cx6="http://schemas.microsoft.com/office/drawing/2016/5/12/chartex" xmlns:cx7="http://schemas.microsoft.com/office/drawing/2016/5/13/chartex" xmlns:cx8="http://schemas.microsoft.com/office/drawing/2016/5/14/chartex" xmlns:mc="http://schemas.openxmlformats.org/markup-compatibility/2006" xmlns:aink="http://schemas.microsoft.com/office/drawing/2016/ink" xmlns:am3d="http://schemas.microsoft.com/office/drawing/2017/model3d" xmlns:o="urn:schemas-microsoft-com:office:office" xmlns:oel="http://schemas.microsoft.com/office/2019/extlst" xmlns:r="http://schemas.openxmlformats.org/officeDocument/2006/relationships" xmlns:m="http://schemas.openxmlformats.org/officeDocument/2006/math" xmlns:v="urn:schemas-microsoft-com:vml" xmlns:wp14="http://schemas.microsoft.com/office/word/2010/wordprocessingDrawing" xmlns:wp="http://schemas.openxmlformats.org/drawingml/2006/wordprocessingDrawing" xmlns:w10="urn:schemas-microsoft-com:office:word" xmlns:w="http://schemas.openxmlformats.org/wordprocessingml/2006/main" xmlns:w14="http://schemas.microsoft.com/office/word/2010/wordml" xmlns:w15="http://schemas.microsoft.com/office/word/2012/wordml" xmlns:w16cex="http://schemas.microsoft.com/office/word/2018/wordml/cex" xmlns:w16cid="http://schemas.microsoft.com/office/word/2016/wordml/cid" xmlns:w16="http://schemas.microsoft.com/office/word/2018/wordml" xmlns:w16du="http://schemas.microsoft.com/office/word/2023/wordml/word16du" xmlns:w16sdtdh="http://schemas.microsoft.com/office/word/2020/wordml/sdtdatahash" xmlns:w16sdtfl="http://schemas.microsoft.com/office/word/2024/wordml/sdtformatlock" xmlns:w16se="http://schemas.microsoft.com/office/word/2015/wordml/symex" xmlns:wpg="http://schemas.microsoft.com/office/word/2010/wordprocessingGroup" xmlns:wpi="http://schemas.microsoft.com/office/word/2010/wordprocessingInk" xmlns:wne="http://schemas.microsoft.com/office/word/2006/wordml" xmlns:wps="http://schemas.microsoft.com/office/word/2010/wordprocessingShape" mc:Ignorable="w14 w15 w16se w16cid w16 w16cex w16sdtdh w16sdtfl w16du wp14">
+<w:document xmlns:wpc="http://schemas.microsoft.com/office/word/2010/wordprocessingCanvas" xmlns:cx="http://schemas.microsoft.com/office/drawing/2014/chartex" xmlns:cx1="http://schemas.microsoft.com/office/drawing/2015/9/8/chartex" xmlns:cx2="http://schemas.microsoft.com/office/drawing/2015/10/21/chartex" xmlns:cx3="http://schemas.microsoft.com/office/drawing/2016/5/9/chartex" xmlns:cx4="http://schemas.microsoft.com/office/drawing/2016/5/10/chartex" xmlns:cx5="http://schemas.microsoft.com/office/drawing/2016/5/11/chartex" xmlns:cx6="http://schemas.microsoft.com/office/drawing/2016/5/12/chartex" xmlns:cx7="http://schemas.microsoft.com/office/drawing/2016/5/13/chartex" xmlns:cx8="http://schemas.microsoft.com/office/drawing/2016/5/14/chartex" xmlns:mc="http://schemas.openxmlformats.org/markup-compatibility/2006" xmlns:aink="http://schemas.microsoft.com/office/drawing/2016/ink" xmlns:am3d="http://schemas.microsoft.com/office/drawing/2017/model3d" xmlns:o="urn:schemas-microsoft-com:office:office" xmlns:r="http://schemas.openxmlformats.org/officeDocument/2006/relationships" xmlns:m="http://schemas.openxmlformats.org/officeDocument/2006/math" xmlns:v="urn:schemas-microsoft-com:vml" xmlns:wp14="http://schemas.microsoft.com/office/word/2010/wordprocessingDrawing" xmlns:wp="http://schemas.openxmlformats.org/drawingml/2006/wordprocessingDrawing" xmlns:w10="urn:schemas-microsoft-com:office:word" xmlns:w="http://schemas.openxmlformats.org/wordprocessingml/2006/main" xmlns:w14="http://schemas.microsoft.com/office/word/2010/wordml" xmlns:w15="http://schemas.microsoft.com/office/word/2012/wordml" xmlns:w16cex="http://schemas.microsoft.com/office/word/2018/wordml/cex" xmlns:w16cid="http://schemas.microsoft.com/office/word/2016/wordml/cid" xmlns:w16="http://schemas.microsoft.com/office/word/2018/wordml" xmlns:w16sdtdh="http://schemas.microsoft.com/office/word/2020/wordml/sdtdatahash" xmlns:w16se="http://schemas.microsoft.com/office/word/2015/wordml/symex" xmlns:wpg="http://schemas.microsoft.com/office/word/2010/wordprocessingGroup" xmlns:wpi="http://schemas.microsoft.com/office/word/2010/wordprocessingInk" xmlns:wne="http://schemas.microsoft.com/office/word/2006/wordml" xmlns:wps="http://schemas.microsoft.com/office/word/2010/wordprocessingShape" mc:Ignorable="w14 w15 w16se w16cid w16 w16cex w16sdtdh wp14">
   <w:body>
     <w:p>
       <w:pPr>
@@ -297,19 +297,11 @@
           <w:lang w:val="en-US"/>
         </w:rPr>
       </w:pPr>
-      <w:proofErr w:type="gramStart"/>
-      <w:r>
-        <w:rPr>
-          <w:lang w:val="en-US"/>
-        </w:rPr>
-        <w:t>API-REPORTES</w:t>
-      </w:r>
-      <w:proofErr w:type="gramEnd"/>
-      <w:r>
-        <w:rPr>
-          <w:lang w:val="en-US"/>
-        </w:rPr>
-        <w:t>:</w:t>
+      <w:r>
+        <w:rPr>
+          <w:lang w:val="en-US"/>
+        </w:rPr>
+        <w:t>API-REPORTES:</w:t>
       </w:r>
     </w:p>
     <w:p>
@@ -1160,6 +1152,362 @@
       </w:r>
     </w:p>
     <w:p>
+      <w:pPr>
+        <w:rPr>
+          <w:lang w:val="en-US"/>
+        </w:rPr>
+      </w:pPr>
+    </w:p>
+    <w:p>
+      <w:pPr>
+        <w:rPr>
+          <w:lang w:val="en-US"/>
+        </w:rPr>
+      </w:pPr>
+    </w:p>
+    <w:p>
+      <w:pPr>
+        <w:rPr>
+          <w:lang w:val="en-US"/>
+        </w:rPr>
+      </w:pPr>
+    </w:p>
+    <w:p>
+      <w:pPr>
+        <w:rPr>
+          <w:lang w:val="en-US"/>
+        </w:rPr>
+      </w:pPr>
+    </w:p>
+    <w:p>
+      <w:pPr>
+        <w:rPr>
+          <w:lang w:val="en-US"/>
+        </w:rPr>
+      </w:pPr>
+    </w:p>
+    <w:p>
+      <w:pPr>
+        <w:rPr>
+          <w:lang w:val="en-US"/>
+        </w:rPr>
+      </w:pPr>
+      <w:proofErr w:type="spellStart"/>
+      <w:r>
+        <w:rPr>
+          <w:lang w:val="en-US"/>
+        </w:rPr>
+        <w:lastRenderedPageBreak/>
+        <w:t>Documentacion</w:t>
+      </w:r>
+      <w:proofErr w:type="spellEnd"/>
+      <w:r>
+        <w:rPr>
+          <w:lang w:val="en-US"/>
+        </w:rPr>
+        <w:t xml:space="preserve"> </w:t>
+      </w:r>
+      <w:proofErr w:type="spellStart"/>
+      <w:r>
+        <w:rPr>
+          <w:lang w:val="en-US"/>
+        </w:rPr>
+        <w:t>Github</w:t>
+      </w:r>
+      <w:proofErr w:type="spellEnd"/>
+      <w:r>
+        <w:rPr>
+          <w:lang w:val="en-US"/>
+        </w:rPr>
+        <w:t>:</w:t>
+      </w:r>
+    </w:p>
+    <w:p>
+      <w:pPr>
+        <w:rPr>
+          <w:lang w:val="en-US"/>
+        </w:rPr>
+      </w:pPr>
+      <w:r>
+        <w:rPr>
+          <w:lang w:val="en-US"/>
+        </w:rPr>
+        <w:t>Frontend:</w:t>
+      </w:r>
+    </w:p>
+    <w:p>
+      <w:pPr>
+        <w:rPr>
+          <w:lang w:val="en-US"/>
+        </w:rPr>
+      </w:pPr>
+      <w:r>
+        <w:rPr>
+          <w:lang w:val="en-US"/>
+        </w:rPr>
+        <w:drawing>
+          <wp:inline distT="0" distB="0" distL="0" distR="0" wp14:anchorId="1A1E9B23" wp14:editId="179D058B">
+            <wp:extent cx="5612130" cy="2983865"/>
+            <wp:effectExtent l="0" t="0" r="7620" b="6985"/>
+            <wp:docPr id="1" name="Imagen 1"/>
+            <wp:cNvGraphicFramePr>
+              <a:graphicFrameLocks xmlns:a="http://schemas.openxmlformats.org/drawingml/2006/main" noChangeAspect="1"/>
+            </wp:cNvGraphicFramePr>
+            <a:graphic xmlns:a="http://schemas.openxmlformats.org/drawingml/2006/main">
+              <a:graphicData uri="http://schemas.openxmlformats.org/drawingml/2006/picture">
+                <pic:pic xmlns:pic="http://schemas.openxmlformats.org/drawingml/2006/picture">
+                  <pic:nvPicPr>
+                    <pic:cNvPr id="1" name=""/>
+                    <pic:cNvPicPr/>
+                  </pic:nvPicPr>
+                  <pic:blipFill>
+                    <a:blip r:embed="rId25"/>
+                    <a:stretch>
+                      <a:fillRect/>
+                    </a:stretch>
+                  </pic:blipFill>
+                  <pic:spPr>
+                    <a:xfrm>
+                      <a:off x="0" y="0"/>
+                      <a:ext cx="5612130" cy="2983865"/>
+                    </a:xfrm>
+                    <a:prstGeom prst="rect">
+                      <a:avLst/>
+                    </a:prstGeom>
+                  </pic:spPr>
+                </pic:pic>
+              </a:graphicData>
+            </a:graphic>
+          </wp:inline>
+        </w:drawing>
+      </w:r>
+    </w:p>
+    <w:p>
+      <w:pPr>
+        <w:rPr>
+          <w:lang w:val="en-US"/>
+        </w:rPr>
+      </w:pPr>
+      <w:r>
+        <w:rPr>
+          <w:lang w:val="en-US"/>
+        </w:rPr>
+        <w:t>Backend:</w:t>
+      </w:r>
+    </w:p>
+    <w:p>
+      <w:pPr>
+        <w:rPr>
+          <w:lang w:val="en-US"/>
+        </w:rPr>
+      </w:pPr>
+      <w:proofErr w:type="spellStart"/>
+      <w:r>
+        <w:rPr>
+          <w:lang w:val="en-US"/>
+        </w:rPr>
+        <w:t>PostgresSQL</w:t>
+      </w:r>
+      <w:proofErr w:type="spellEnd"/>
+    </w:p>
+    <w:p>
+      <w:pPr>
+        <w:rPr>
+          <w:lang w:val="en-US"/>
+        </w:rPr>
+      </w:pPr>
+      <w:r>
+        <w:rPr>
+          <w:lang w:val="en-US"/>
+        </w:rPr>
+        <w:drawing>
+          <wp:inline distT="0" distB="0" distL="0" distR="0" wp14:anchorId="27D1BB1D" wp14:editId="4AF01F23">
+            <wp:extent cx="5612130" cy="2927985"/>
+            <wp:effectExtent l="0" t="0" r="7620" b="5715"/>
+            <wp:docPr id="2" name="Imagen 2"/>
+            <wp:cNvGraphicFramePr>
+              <a:graphicFrameLocks xmlns:a="http://schemas.openxmlformats.org/drawingml/2006/main" noChangeAspect="1"/>
+            </wp:cNvGraphicFramePr>
+            <a:graphic xmlns:a="http://schemas.openxmlformats.org/drawingml/2006/main">
+              <a:graphicData uri="http://schemas.openxmlformats.org/drawingml/2006/picture">
+                <pic:pic xmlns:pic="http://schemas.openxmlformats.org/drawingml/2006/picture">
+                  <pic:nvPicPr>
+                    <pic:cNvPr id="1" name=""/>
+                    <pic:cNvPicPr/>
+                  </pic:nvPicPr>
+                  <pic:blipFill>
+                    <a:blip r:embed="rId26"/>
+                    <a:stretch>
+                      <a:fillRect/>
+                    </a:stretch>
+                  </pic:blipFill>
+                  <pic:spPr>
+                    <a:xfrm>
+                      <a:off x="0" y="0"/>
+                      <a:ext cx="5612130" cy="2927985"/>
+                    </a:xfrm>
+                    <a:prstGeom prst="rect">
+                      <a:avLst/>
+                    </a:prstGeom>
+                  </pic:spPr>
+                </pic:pic>
+              </a:graphicData>
+            </a:graphic>
+          </wp:inline>
+        </w:drawing>
+      </w:r>
+    </w:p>
+    <w:p>
+      <w:pPr>
+        <w:rPr>
+          <w:lang w:val="en-US"/>
+        </w:rPr>
+      </w:pPr>
+    </w:p>
+    <w:p>
+      <w:pPr>
+        <w:rPr>
+          <w:lang w:val="en-US"/>
+        </w:rPr>
+      </w:pPr>
+    </w:p>
+    <w:p>
+      <w:pPr>
+        <w:rPr>
+          <w:lang w:val="en-US"/>
+        </w:rPr>
+      </w:pPr>
+      <w:r>
+        <w:rPr>
+          <w:lang w:val="en-US"/>
+        </w:rPr>
+        <w:lastRenderedPageBreak/>
+        <w:t>MongoDB</w:t>
+      </w:r>
+    </w:p>
+    <w:p>
+      <w:pPr>
+        <w:rPr>
+          <w:lang w:val="en-US"/>
+        </w:rPr>
+      </w:pPr>
+      <w:r>
+        <w:rPr>
+          <w:lang w:val="en-US"/>
+        </w:rPr>
+        <w:drawing>
+          <wp:inline distT="0" distB="0" distL="0" distR="0" wp14:anchorId="71653846" wp14:editId="00353125">
+            <wp:extent cx="5612130" cy="2865120"/>
+            <wp:effectExtent l="0" t="0" r="7620" b="0"/>
+            <wp:docPr id="3" name="Imagen 3"/>
+            <wp:cNvGraphicFramePr>
+              <a:graphicFrameLocks xmlns:a="http://schemas.openxmlformats.org/drawingml/2006/main" noChangeAspect="1"/>
+            </wp:cNvGraphicFramePr>
+            <a:graphic xmlns:a="http://schemas.openxmlformats.org/drawingml/2006/main">
+              <a:graphicData uri="http://schemas.openxmlformats.org/drawingml/2006/picture">
+                <pic:pic xmlns:pic="http://schemas.openxmlformats.org/drawingml/2006/picture">
+                  <pic:nvPicPr>
+                    <pic:cNvPr id="1" name=""/>
+                    <pic:cNvPicPr/>
+                  </pic:nvPicPr>
+                  <pic:blipFill>
+                    <a:blip r:embed="rId27"/>
+                    <a:stretch>
+                      <a:fillRect/>
+                    </a:stretch>
+                  </pic:blipFill>
+                  <pic:spPr>
+                    <a:xfrm>
+                      <a:off x="0" y="0"/>
+                      <a:ext cx="5612130" cy="2865120"/>
+                    </a:xfrm>
+                    <a:prstGeom prst="rect">
+                      <a:avLst/>
+                    </a:prstGeom>
+                  </pic:spPr>
+                </pic:pic>
+              </a:graphicData>
+            </a:graphic>
+          </wp:inline>
+        </w:drawing>
+      </w:r>
+    </w:p>
+    <w:p>
+      <w:pPr>
+        <w:rPr>
+          <w:lang w:val="en-US"/>
+        </w:rPr>
+      </w:pPr>
+      <w:proofErr w:type="spellStart"/>
+      <w:r>
+        <w:rPr>
+          <w:lang w:val="en-US"/>
+        </w:rPr>
+        <w:t>Documentacion</w:t>
+      </w:r>
+      <w:proofErr w:type="spellEnd"/>
+      <w:r>
+        <w:rPr>
+          <w:lang w:val="en-US"/>
+        </w:rPr>
+        <w:t>:</w:t>
+      </w:r>
+    </w:p>
+    <w:p>
+      <w:pPr>
+        <w:rPr>
+          <w:lang w:val="en-US"/>
+        </w:rPr>
+      </w:pPr>
+      <w:r>
+        <w:rPr>
+          <w:lang w:val="en-US"/>
+        </w:rPr>
+        <w:drawing>
+          <wp:inline distT="0" distB="0" distL="0" distR="0" wp14:anchorId="5CDE458A" wp14:editId="23485EAE">
+            <wp:extent cx="5612130" cy="2843530"/>
+            <wp:effectExtent l="0" t="0" r="7620" b="0"/>
+            <wp:docPr id="4" name="Imagen 4"/>
+            <wp:cNvGraphicFramePr>
+              <a:graphicFrameLocks xmlns:a="http://schemas.openxmlformats.org/drawingml/2006/main" noChangeAspect="1"/>
+            </wp:cNvGraphicFramePr>
+            <a:graphic xmlns:a="http://schemas.openxmlformats.org/drawingml/2006/main">
+              <a:graphicData uri="http://schemas.openxmlformats.org/drawingml/2006/picture">
+                <pic:pic xmlns:pic="http://schemas.openxmlformats.org/drawingml/2006/picture">
+                  <pic:nvPicPr>
+                    <pic:cNvPr id="1" name=""/>
+                    <pic:cNvPicPr/>
+                  </pic:nvPicPr>
+                  <pic:blipFill>
+                    <a:blip r:embed="rId28"/>
+                    <a:stretch>
+                      <a:fillRect/>
+                    </a:stretch>
+                  </pic:blipFill>
+                  <pic:spPr>
+                    <a:xfrm>
+                      <a:off x="0" y="0"/>
+                      <a:ext cx="5612130" cy="2843530"/>
+                    </a:xfrm>
+                    <a:prstGeom prst="rect">
+                      <a:avLst/>
+                    </a:prstGeom>
+                  </pic:spPr>
+                </pic:pic>
+              </a:graphicData>
+            </a:graphic>
+          </wp:inline>
+        </w:drawing>
+      </w:r>
+    </w:p>
+    <w:p>
+      <w:pPr>
+        <w:rPr>
+          <w:lang w:val="en-US"/>
+        </w:rPr>
+      </w:pPr>
+    </w:p>
+    <w:p>
       <w:r>
         <w:t xml:space="preserve">El </w:t>
       </w:r>
@@ -1209,7 +1557,7 @@
 </file>
 
 <file path=word/styles.xml><?xml version="1.0" encoding="utf-8"?>
-<w:styles xmlns:mc="http://schemas.openxmlformats.org/markup-compatibility/2006" xmlns:r="http://schemas.openxmlformats.org/officeDocument/2006/relationships" xmlns:w="http://schemas.openxmlformats.org/wordprocessingml/2006/main" xmlns:w14="http://schemas.microsoft.com/office/word/2010/wordml" xmlns:w15="http://schemas.microsoft.com/office/word/2012/wordml" xmlns:w16cex="http://schemas.microsoft.com/office/word/2018/wordml/cex" xmlns:w16cid="http://schemas.microsoft.com/office/word/2016/wordml/cid" xmlns:w16="http://schemas.microsoft.com/office/word/2018/wordml" xmlns:w16du="http://schemas.microsoft.com/office/word/2023/wordml/word16du" xmlns:w16sdtdh="http://schemas.microsoft.com/office/word/2020/wordml/sdtdatahash" xmlns:w16sdtfl="http://schemas.microsoft.com/office/word/2024/wordml/sdtformatlock" xmlns:w16se="http://schemas.microsoft.com/office/word/2015/wordml/symex" mc:Ignorable="w14 w15 w16se w16cid w16 w16cex w16sdtdh w16sdtfl w16du">
+<w:styles xmlns:mc="http://schemas.openxmlformats.org/markup-compatibility/2006" xmlns:r="http://schemas.openxmlformats.org/officeDocument/2006/relationships" xmlns:w="http://schemas.openxmlformats.org/wordprocessingml/2006/main" xmlns:w14="http://schemas.microsoft.com/office/word/2010/wordml" xmlns:w15="http://schemas.microsoft.com/office/word/2012/wordml" xmlns:w16cex="http://schemas.microsoft.com/office/word/2018/wordml/cex" xmlns:w16cid="http://schemas.microsoft.com/office/word/2016/wordml/cid" xmlns:w16="http://schemas.microsoft.com/office/word/2018/wordml" xmlns:w16sdtdh="http://schemas.microsoft.com/office/word/2020/wordml/sdtdatahash" xmlns:w16se="http://schemas.microsoft.com/office/word/2015/wordml/symex" mc:Ignorable="w14 w15 w16se w16cid w16 w16cex w16sdtdh">
   <w:docDefaults>
     <w:rPrDefault>
       <w:rPr>
